--- a/backend/word_templates/工程类/集团外工程/材料租赁/邀请询比/5.供应商推荐表.docx
+++ b/backend/word_templates/工程类/集团外工程/材料租赁/邀请询比/5.供应商推荐表.docx
@@ -262,7 +262,7 @@
               <w:jc w:val="center"/>
               <w:rPr>
                 <w:rFonts w:hint="default" w:ascii="仿宋_GB2312" w:hAnsi="仿宋_GB2312" w:eastAsia="仿宋_GB2312" w:cs="仿宋_GB2312"/>
-                <w:color w:val="auto"/>
+                <w:color w:val="0000FF"/>
                 <w:kern w:val="2"/>
                 <w:sz w:val="24"/>
                 <w:szCs w:val="24"/>
@@ -273,13 +273,15 @@
             <w:r>
               <w:rPr>
                 <w:rFonts w:hint="eastAsia" w:ascii="仿宋_GB2312" w:hAnsi="Times New Roman" w:eastAsia="仿宋_GB2312"/>
-                <w:color w:val="auto"/>
+                <w:color w:val="0000FF"/>
                 <w:sz w:val="24"/>
                 <w:highlight w:val="none"/>
                 <w:lang w:val="en-US" w:eastAsia="zh-CN"/>
               </w:rPr>
               <w:t>{{gong_cheng_ming}}</w:t>
             </w:r>
+            <w:bookmarkStart w:id="0" w:name="_GoBack"/>
+            <w:bookmarkEnd w:id="0"/>
           </w:p>
         </w:tc>
         <w:tc>
@@ -364,7 +366,7 @@
               <w:jc w:val="center"/>
               <w:rPr>
                 <w:rFonts w:hint="default" w:ascii="仿宋_GB2312" w:hAnsi="仿宋_GB2312" w:eastAsia="仿宋_GB2312" w:cs="仿宋_GB2312"/>
-                <w:color w:val="auto"/>
+                <w:color w:val="0000FF"/>
                 <w:kern w:val="2"/>
                 <w:sz w:val="24"/>
                 <w:szCs w:val="24"/>
@@ -375,7 +377,7 @@
             <w:r>
               <w:rPr>
                 <w:rFonts w:hint="eastAsia" w:ascii="仿宋_GB2312" w:hAnsi="Times New Roman" w:eastAsia="仿宋_GB2312"/>
-                <w:color w:val="auto"/>
+                <w:color w:val="0000FF"/>
                 <w:sz w:val="24"/>
                 <w:highlight w:val="none"/>
                 <w:lang w:val="en-US" w:eastAsia="zh-CN"/>
@@ -482,7 +484,7 @@
               <w:jc w:val="center"/>
               <w:rPr>
                 <w:rFonts w:hint="default" w:ascii="仿宋_GB2312" w:hAnsi="仿宋_GB2312" w:eastAsia="仿宋_GB2312" w:cs="仿宋_GB2312"/>
-                <w:color w:val="auto"/>
+                <w:color w:val="0000FF"/>
                 <w:kern w:val="2"/>
                 <w:sz w:val="24"/>
                 <w:szCs w:val="24"/>
@@ -493,7 +495,7 @@
             <w:r>
               <w:rPr>
                 <w:rFonts w:hint="eastAsia" w:ascii="仿宋_GB2312" w:hAnsi="Times New Roman" w:eastAsia="仿宋_GB2312"/>
-                <w:color w:val="auto"/>
+                <w:color w:val="0000FF"/>
                 <w:sz w:val="24"/>
                 <w:highlight w:val="none"/>
                 <w:lang w:val="en-US" w:eastAsia="zh-CN"/>
@@ -556,7 +558,7 @@
               <w:jc w:val="center"/>
               <w:rPr>
                 <w:rFonts w:hint="default" w:ascii="仿宋_GB2312" w:hAnsi="仿宋_GB2312" w:eastAsia="仿宋_GB2312" w:cs="仿宋_GB2312"/>
-                <w:color w:val="auto"/>
+                <w:color w:val="0000FF"/>
                 <w:kern w:val="2"/>
                 <w:sz w:val="24"/>
                 <w:szCs w:val="24"/>
@@ -567,7 +569,7 @@
             <w:r>
               <w:rPr>
                 <w:rFonts w:hint="eastAsia" w:ascii="仿宋_GB2312" w:hAnsi="Times New Roman" w:eastAsia="仿宋_GB2312"/>
-                <w:color w:val="auto"/>
+                <w:color w:val="0000FF"/>
                 <w:sz w:val="24"/>
                 <w:highlight w:val="none"/>
                 <w:lang w:val="en-US" w:eastAsia="zh-CN"/>
@@ -758,6 +760,7 @@
               <w:jc w:val="center"/>
               <w:rPr>
                 <w:rFonts w:hint="eastAsia" w:ascii="仿宋" w:hAnsi="仿宋" w:eastAsia="仿宋" w:cs="仿宋"/>
+                <w:color w:val="0000FF"/>
                 <w:kern w:val="2"/>
                 <w:sz w:val="24"/>
                 <w:szCs w:val="24"/>
@@ -769,25 +772,12 @@
               <w:rPr>
                 <w:rFonts w:hint="eastAsia" w:ascii="仿宋_GB2312" w:hAnsi="仿宋_GB2312" w:eastAsia="仿宋_GB2312" w:cs="仿宋_GB2312"/>
                 <w:bCs/>
-                <w:color w:val="auto"/>
-                <w:sz w:val="24"/>
-                <w:highlight w:val="none"/>
-                <w:lang w:val="en-US" w:eastAsia="zh-CN"/>
-              </w:rPr>
-              <w:t>{{gongyingshang1</w:t>
-            </w:r>
-            <w:bookmarkStart w:id="0" w:name="_GoBack"/>
-            <w:bookmarkEnd w:id="0"/>
-            <w:r>
-              <w:rPr>
-                <w:rFonts w:hint="eastAsia" w:ascii="仿宋_GB2312" w:hAnsi="仿宋_GB2312" w:eastAsia="仿宋_GB2312" w:cs="仿宋_GB2312"/>
-                <w:bCs/>
-                <w:color w:val="auto"/>
-                <w:sz w:val="24"/>
-                <w:highlight w:val="none"/>
-                <w:lang w:val="en-US" w:eastAsia="zh-CN"/>
-              </w:rPr>
-              <w:t>}}</w:t>
+                <w:color w:val="0000FF"/>
+                <w:sz w:val="24"/>
+                <w:highlight w:val="none"/>
+                <w:lang w:val="en-US" w:eastAsia="zh-CN"/>
+              </w:rPr>
+              <w:t>{{gongyingshang1}}</w:t>
             </w:r>
           </w:p>
         </w:tc>
@@ -808,6 +798,7 @@
               <w:jc w:val="center"/>
               <w:rPr>
                 <w:rFonts w:hint="default" w:ascii="仿宋" w:hAnsi="仿宋" w:eastAsia="仿宋" w:cs="仿宋"/>
+                <w:color w:val="0000FF"/>
                 <w:kern w:val="2"/>
                 <w:sz w:val="24"/>
                 <w:szCs w:val="24"/>
@@ -819,7 +810,7 @@
               <w:rPr>
                 <w:rFonts w:hint="eastAsia" w:ascii="仿宋_GB2312" w:hAnsi="仿宋_GB2312" w:eastAsia="仿宋_GB2312" w:cs="仿宋_GB2312"/>
                 <w:bCs/>
-                <w:color w:val="auto"/>
+                <w:color w:val="0000FF"/>
                 <w:sz w:val="24"/>
                 <w:highlight w:val="none"/>
                 <w:lang w:val="en-US" w:eastAsia="zh-CN"/>
@@ -845,6 +836,7 @@
               <w:jc w:val="center"/>
               <w:rPr>
                 <w:rFonts w:hint="default" w:ascii="仿宋" w:hAnsi="仿宋" w:eastAsia="仿宋" w:cs="仿宋"/>
+                <w:color w:val="0000FF"/>
                 <w:kern w:val="2"/>
                 <w:sz w:val="24"/>
                 <w:szCs w:val="24"/>
@@ -856,7 +848,7 @@
               <w:rPr>
                 <w:rFonts w:hint="eastAsia" w:ascii="仿宋_GB2312" w:hAnsi="仿宋_GB2312" w:eastAsia="仿宋_GB2312" w:cs="仿宋_GB2312"/>
                 <w:bCs/>
-                <w:color w:val="auto"/>
+                <w:color w:val="0000FF"/>
                 <w:sz w:val="24"/>
                 <w:highlight w:val="none"/>
                 <w:lang w:val="en-US" w:eastAsia="zh-CN"/>
@@ -905,6 +897,7 @@
               <w:jc w:val="center"/>
               <w:rPr>
                 <w:rFonts w:hint="eastAsia" w:ascii="仿宋" w:hAnsi="仿宋" w:eastAsia="仿宋" w:cs="仿宋"/>
+                <w:color w:val="0000FF"/>
                 <w:kern w:val="2"/>
                 <w:sz w:val="24"/>
                 <w:szCs w:val="24"/>
@@ -916,7 +909,7 @@
               <w:rPr>
                 <w:rFonts w:hint="eastAsia" w:ascii="仿宋_GB2312" w:hAnsi="仿宋_GB2312" w:eastAsia="仿宋_GB2312" w:cs="仿宋_GB2312"/>
                 <w:bCs/>
-                <w:color w:val="auto"/>
+                <w:color w:val="0000FF"/>
                 <w:sz w:val="24"/>
                 <w:highlight w:val="none"/>
                 <w:lang w:val="en-US" w:eastAsia="zh-CN"/>
@@ -942,6 +935,7 @@
               <w:jc w:val="center"/>
               <w:rPr>
                 <w:rFonts w:hint="default" w:ascii="仿宋" w:hAnsi="仿宋" w:eastAsia="仿宋" w:cs="仿宋"/>
+                <w:color w:val="0000FF"/>
                 <w:kern w:val="2"/>
                 <w:sz w:val="24"/>
                 <w:szCs w:val="24"/>
@@ -953,7 +947,7 @@
               <w:rPr>
                 <w:rFonts w:hint="eastAsia" w:ascii="仿宋_GB2312" w:hAnsi="仿宋_GB2312" w:eastAsia="仿宋_GB2312" w:cs="仿宋_GB2312"/>
                 <w:bCs/>
-                <w:color w:val="auto"/>
+                <w:color w:val="0000FF"/>
                 <w:sz w:val="24"/>
                 <w:highlight w:val="none"/>
                 <w:lang w:val="en-US" w:eastAsia="zh-CN"/>
@@ -979,6 +973,7 @@
               <w:jc w:val="center"/>
               <w:rPr>
                 <w:rFonts w:hint="default" w:ascii="仿宋" w:hAnsi="仿宋" w:eastAsia="仿宋" w:cs="仿宋"/>
+                <w:color w:val="0000FF"/>
                 <w:kern w:val="2"/>
                 <w:sz w:val="24"/>
                 <w:szCs w:val="24"/>
@@ -990,7 +985,7 @@
               <w:rPr>
                 <w:rFonts w:hint="eastAsia" w:ascii="仿宋_GB2312" w:hAnsi="仿宋_GB2312" w:eastAsia="仿宋_GB2312" w:cs="仿宋_GB2312"/>
                 <w:bCs/>
-                <w:color w:val="auto"/>
+                <w:color w:val="0000FF"/>
                 <w:sz w:val="24"/>
                 <w:highlight w:val="none"/>
                 <w:lang w:val="en-US" w:eastAsia="zh-CN"/>
@@ -1039,6 +1034,7 @@
               <w:jc w:val="center"/>
               <w:rPr>
                 <w:rFonts w:hint="default" w:ascii="仿宋" w:hAnsi="仿宋" w:eastAsia="仿宋" w:cs="仿宋"/>
+                <w:color w:val="0000FF"/>
                 <w:kern w:val="2"/>
                 <w:sz w:val="24"/>
                 <w:szCs w:val="24"/>
@@ -1050,7 +1046,7 @@
               <w:rPr>
                 <w:rFonts w:hint="eastAsia" w:ascii="仿宋_GB2312" w:hAnsi="仿宋_GB2312" w:eastAsia="仿宋_GB2312" w:cs="仿宋_GB2312"/>
                 <w:bCs/>
-                <w:color w:val="auto"/>
+                <w:color w:val="0000FF"/>
                 <w:sz w:val="24"/>
                 <w:highlight w:val="none"/>
                 <w:lang w:val="en-US" w:eastAsia="zh-CN"/>
@@ -1076,6 +1072,7 @@
               <w:jc w:val="center"/>
               <w:rPr>
                 <w:rFonts w:hint="default" w:ascii="仿宋" w:hAnsi="仿宋" w:eastAsia="仿宋" w:cs="仿宋"/>
+                <w:color w:val="0000FF"/>
                 <w:kern w:val="2"/>
                 <w:sz w:val="24"/>
                 <w:szCs w:val="24"/>
@@ -1087,7 +1084,7 @@
               <w:rPr>
                 <w:rFonts w:hint="eastAsia" w:ascii="仿宋_GB2312" w:hAnsi="仿宋_GB2312" w:eastAsia="仿宋_GB2312" w:cs="仿宋_GB2312"/>
                 <w:bCs/>
-                <w:color w:val="auto"/>
+                <w:color w:val="0000FF"/>
                 <w:sz w:val="24"/>
                 <w:highlight w:val="none"/>
                 <w:lang w:val="en-US" w:eastAsia="zh-CN"/>
@@ -1113,6 +1110,7 @@
               <w:jc w:val="center"/>
               <w:rPr>
                 <w:rFonts w:hint="default" w:ascii="仿宋" w:hAnsi="仿宋" w:eastAsia="仿宋" w:cs="仿宋"/>
+                <w:color w:val="0000FF"/>
                 <w:kern w:val="2"/>
                 <w:sz w:val="24"/>
                 <w:szCs w:val="24"/>
@@ -1124,7 +1122,7 @@
               <w:rPr>
                 <w:rFonts w:hint="eastAsia" w:ascii="仿宋_GB2312" w:hAnsi="仿宋_GB2312" w:eastAsia="仿宋_GB2312" w:cs="仿宋_GB2312"/>
                 <w:bCs/>
-                <w:color w:val="auto"/>
+                <w:color w:val="0000FF"/>
                 <w:sz w:val="24"/>
                 <w:highlight w:val="none"/>
                 <w:lang w:val="en-US" w:eastAsia="zh-CN"/>
